--- a/docs/manuals/АИС Анкетирование. Инструкция пользователя.docx
+++ b/docs/manuals/АИС Анкетирование. Инструкция пользователя.docx
@@ -192,17 +192,7 @@
         </w:rPr>
       </w:pPr>
       <w:r>
-        <w:rPr>
-          <w:rFonts w:cs="Times New Roman"/>
-          <w:lang w:val="ru-RU"/>
-        </w:rPr>
         <w:t>1. Назначение системы</w:t>
-      </w:r>
-      <w:r>
-        <w:rPr>
-          <w:rFonts w:cs="Times New Roman"/>
-          <w:lang w:val="ru-RU"/>
-        </w:rPr>
         <w:tab/>
         <w:t>3</w:t>
       </w:r>
@@ -219,17 +209,7 @@
         </w:rPr>
       </w:pPr>
       <w:r>
-        <w:rPr>
-          <w:rFonts w:cs="Times New Roman"/>
-          <w:lang w:val="ru-RU"/>
-        </w:rPr>
         <w:t>2. Вход и интерфейс</w:t>
-      </w:r>
-      <w:r>
-        <w:rPr>
-          <w:rFonts w:cs="Times New Roman"/>
-          <w:lang w:val="ru-RU"/>
-        </w:rPr>
         <w:tab/>
         <w:t>4</w:t>
       </w:r>
@@ -246,17 +226,7 @@
         </w:rPr>
       </w:pPr>
       <w:r>
-        <w:rPr>
-          <w:rFonts w:cs="Times New Roman"/>
-          <w:lang w:val="ru-RU"/>
-        </w:rPr>
         <w:t>3. Заполнение анкеты</w:t>
-      </w:r>
-      <w:r>
-        <w:rPr>
-          <w:rFonts w:cs="Times New Roman"/>
-          <w:lang w:val="ru-RU"/>
-        </w:rPr>
         <w:tab/>
         <w:t>6</w:t>
       </w:r>
@@ -273,19 +243,9 @@
         </w:rPr>
       </w:pPr>
       <w:r>
-        <w:rPr>
-          <w:rFonts w:cs="Times New Roman"/>
-          <w:lang w:val="ru-RU"/>
-        </w:rPr>
         <w:t>4. Архив анкет</w:t>
-      </w:r>
-      <w:r>
-        <w:rPr>
-          <w:rFonts w:cs="Times New Roman"/>
-          <w:lang w:val="ru-RU"/>
-        </w:rPr>
         <w:tab/>
-        <w:t>9</w:t>
+        <w:t>10</w:t>
       </w:r>
     </w:p>
     <w:p>
@@ -300,50 +260,30 @@
         </w:rPr>
       </w:pPr>
       <w:r>
-        <w:rPr>
-          <w:rFonts w:cs="Times New Roman"/>
-          <w:lang w:val="ru-RU"/>
-        </w:rPr>
         <w:t>5. Справка</w:t>
-      </w:r>
-      <w:r>
-        <w:rPr>
-          <w:rFonts w:cs="Times New Roman"/>
-          <w:lang w:val="ru-RU"/>
-        </w:rPr>
-        <w:tab/>
-        <w:t>12</w:t>
-      </w:r>
-    </w:p>
-    <w:p>
-      <w:pPr>
-        <w:tabs>
-          <w:tab w:val="right" w:leader="dot" w:pos="10008"/>
-        </w:tabs>
-        <w:spacing w:after="80" w:line="276" w:lineRule="auto"/>
-        <w:rPr>
-          <w:rFonts w:cs="Times New Roman"/>
-          <w:lang w:val="ru-RU"/>
-        </w:rPr>
-      </w:pPr>
-      <w:r>
-        <w:rPr>
-          <w:rFonts w:cs="Times New Roman"/>
-          <w:lang w:val="ru-RU"/>
-        </w:rPr>
-        <w:t>6. Завершение работы</w:t>
-      </w:r>
-      <w:r>
-        <w:rPr>
-          <w:rFonts w:cs="Times New Roman"/>
-          <w:lang w:val="ru-RU"/>
-        </w:rPr>
         <w:tab/>
         <w:t>13</w:t>
       </w:r>
     </w:p>
     <w:p>
       <w:pPr>
+        <w:tabs>
+          <w:tab w:val="right" w:leader="dot" w:pos="10008"/>
+        </w:tabs>
+        <w:spacing w:after="80" w:line="276" w:lineRule="auto"/>
+        <w:rPr>
+          <w:rFonts w:cs="Times New Roman"/>
+          <w:lang w:val="ru-RU"/>
+        </w:rPr>
+      </w:pPr>
+      <w:r>
+        <w:t>6. Завершение работы</w:t>
+        <w:tab/>
+        <w:t>14</w:t>
+      </w:r>
+    </w:p>
+    <w:p>
+      <w:pPr>
         <w:rPr>
           <w:rFonts w:cs="Times New Roman"/>
           <w:lang w:val="ru-RU"/>
@@ -414,11 +354,7 @@
         </w:rPr>
       </w:pPr>
       <w:r>
-        <w:rPr>
-          <w:rFonts w:cs="Times New Roman"/>
-          <w:lang w:val="ru-RU"/>
-        </w:rPr>
-        <w:t>анкета действует включительно по указанную дату конца;</w:t>
+        <w:t>анкета доступна с даты «Доступно с» включительно по дату «Доступно по»;</w:t>
       </w:r>
     </w:p>
     <w:p>
@@ -1017,11 +953,7 @@
         </w:rPr>
       </w:pPr>
       <w:r>
-        <w:rPr>
-          <w:rFonts w:cs="Times New Roman"/>
-          <w:lang w:val="ru-RU"/>
-        </w:rPr>
-        <w:t>Оценки, комментарии и список участников автоматически сохраняются в черновике. После повторного входа или открытия анкеты заполнение восстанавливается.</w:t>
+        <w:t>Оценки и комментарии автоматически сохраняются в черновике. После повторного входа или открытия анкеты заполнение восстанавливается.</w:t>
       </w:r>
     </w:p>
     <w:p>
@@ -1561,11 +1493,7 @@
         </w:rPr>
       </w:pPr>
       <w:r>
-        <w:rPr>
-          <w:rFonts w:cs="Times New Roman"/>
-          <w:lang w:val="ru-RU"/>
-        </w:rPr>
-        <w:t>Архив содержит недоступные анкеты и ранее отправленные ответы. В таблице показываются период, дата заполнения и состояние подписи.</w:t>
+        <w:t>Архив содержит анкеты после даты «Доступно по» и ранее отправленные ответы. В таблице показываются период доступности, дата заполнения и состояние подписи.</w:t>
       </w:r>
     </w:p>
     <w:p>
@@ -2070,6 +1998,8 @@
       <w:footerReference w:type="default" r:id="rId19"/>
       <w:headerReference w:type="first" r:id="rId20"/>
       <w:footerReference w:type="first" r:id="rId21"/>
+      <w:headerReference w:type="even" r:id="rId24"/>
+      <w:footerReference w:type="even" r:id="rId25"/>
       <w:pgSz w:w="11909" w:h="16834"/>
       <w:pgMar w:top="850" w:right="850" w:bottom="850" w:left="850" w:header="259" w:footer="259" w:gutter="0"/>
       <w:cols w:space="720"/>
@@ -2299,6 +2229,16 @@
 </w:ftr>
 </file>
 
+<file path=word/footer3.xml><?xml version="1.0" encoding="utf-8"?>
+<w:ftr xmlns:m="http://schemas.openxmlformats.org/officeDocument/2006/math" xmlns:mc="http://schemas.openxmlformats.org/markup-compatibility/2006" xmlns:mo="http://schemas.microsoft.com/office/mac/office/2008/main" xmlns:mv="urn:schemas-microsoft-com:mac:vml" xmlns:o="urn:schemas-microsoft-com:office:office" xmlns:r="http://schemas.openxmlformats.org/officeDocument/2006/relationships" xmlns:v="urn:schemas-microsoft-com:vml" xmlns:w10="urn:schemas-microsoft-com:office:word" xmlns:w14="http://schemas.microsoft.com/office/word/2010/wordml" xmlns:w="http://schemas.openxmlformats.org/wordprocessingml/2006/main" xmlns:wne="http://schemas.microsoft.com/office/word/2006/wordml" xmlns:wp14="http://schemas.microsoft.com/office/word/2010/wordprocessingDrawing" xmlns:wp="http://schemas.openxmlformats.org/drawingml/2006/wordprocessingDrawing" xmlns:wpc="http://schemas.microsoft.com/office/word/2010/wordprocessingCanvas" xmlns:wpg="http://schemas.microsoft.com/office/word/2010/wordprocessingGroup" xmlns:wpi="http://schemas.microsoft.com/office/word/2010/wordprocessingInk" xmlns:wps="http://schemas.microsoft.com/office/word/2010/wordprocessingShape" mc:Ignorable="w14 wp14">
+  <w:p>
+    <w:pPr>
+      <w:pStyle w:val="Footer"/>
+    </w:pPr>
+  </w:p>
+</w:ftr>
+</file>
+
 <file path=word/footnotes.xml><?xml version="1.0" encoding="utf-8"?>
 <w:footnotes xmlns:wpc="http://schemas.microsoft.com/office/word/2010/wordprocessingCanvas" xmlns:cx="http://schemas.microsoft.com/office/drawing/2014/chartex" xmlns:cx1="http://schemas.microsoft.com/office/drawing/2015/9/8/chartex" xmlns:cx2="http://schemas.microsoft.com/office/drawing/2015/10/21/chartex" xmlns:cx3="http://schemas.microsoft.com/office/drawing/2016/5/9/chartex" xmlns:cx4="http://schemas.microsoft.com/office/drawing/2016/5/10/chartex" xmlns:cx5="http://schemas.microsoft.com/office/drawing/2016/5/11/chartex" xmlns:cx6="http://schemas.microsoft.com/office/drawing/2016/5/12/chartex" xmlns:cx7="http://schemas.microsoft.com/office/drawing/2016/5/13/chartex" xmlns:cx8="http://schemas.microsoft.com/office/drawing/2016/5/14/chartex" xmlns:mc="http://schemas.openxmlformats.org/markup-compatibility/2006" xmlns:m="http://schemas.openxmlformats.org/officeDocument/2006/math" xmlns:aink="http://schemas.microsoft.com/office/drawing/2016/ink" xmlns:am3d="http://schemas.microsoft.com/office/drawing/2017/model3d" xmlns:oel="http://schemas.microsoft.com/office/2019/extlst" xmlns:r="http://schemas.openxmlformats.org/officeDocument/2006/relationships" xmlns:wp14="http://schemas.microsoft.com/office/word/2010/wordprocessingDrawing" xmlns:wp="http://schemas.openxmlformats.org/drawingml/2006/wordprocessingDrawing" xmlns:wpg="http://schemas.microsoft.com/office/word/2010/wordprocessingGroup" xmlns:wpi="http://schemas.microsoft.com/office/word/2010/wordprocessingInk" xmlns:wps="http://schemas.microsoft.com/office/word/2010/wordprocessingShape" xmlns:o="urn:schemas-microsoft-com:office:office" xmlns:v="urn:schemas-microsoft-com:vml" xmlns:w10="urn:schemas-microsoft-com:office:word" xmlns:w="http://schemas.openxmlformats.org/wordprocessingml/2006/main" xmlns:w14="http://schemas.microsoft.com/office/word/2010/wordml" xmlns:w15="http://schemas.microsoft.com/office/word/2012/wordml" xmlns:w16cex="http://schemas.microsoft.com/office/word/2018/wordml/cex" xmlns:w16cid="http://schemas.microsoft.com/office/word/2016/wordml/cid" xmlns:w16="http://schemas.microsoft.com/office/word/2018/wordml" xmlns:w16sdtdh="http://schemas.microsoft.com/office/word/2020/wordml/sdtdatahash" xmlns:w16sdtfl="http://schemas.microsoft.com/office/word/2024/wordml/sdtformatlock" xmlns:w16se="http://schemas.microsoft.com/office/word/2015/wordml/symex" xmlns:w16du="http://schemas.microsoft.com/office/word/2023/wordml/word16du" xmlns:wne="http://schemas.microsoft.com/office/word/2006/wordml" mc:Ignorable="w14 w15 w16se w16cid w16 w16cex w16sdtdh w16sdtfl w16du wp14">
   <w:footnote w:type="separator" w:id="-1">
@@ -2383,17 +2323,8 @@
           <w:vAlign w:val="center"/>
         </w:tcPr>
         <w:p>
-          <w:pPr>
-            <w:spacing w:line="240" w:lineRule="auto"/>
-            <w:jc w:val="left"/>
-          </w:pPr>
           <w:r>
-            <w:rPr>
-              <w:rFonts w:cs="Times New Roman"/>
-              <w:sz w:val="16"/>
-              <w:lang w:val="ru-RU"/>
-            </w:rPr>
-            <w:t>Версия 1.0</w:t>
+            <w:t>Версия 1.1</w:t>
           </w:r>
         </w:p>
       </w:tc>
@@ -2438,16 +2369,12 @@
         </w:tcPr>
         <w:p>
           <w:pPr>
-            <w:spacing w:line="240" w:lineRule="auto"/>
             <w:jc w:val="left"/>
           </w:pPr>
           <w:r>
-            <w:rPr>
-              <w:rFonts w:cs="Times New Roman"/>
-              <w:sz w:val="16"/>
-              <w:lang w:val="ru-RU"/>
-            </w:rPr>
-            <w:t>Дата выпуска: 24.08.2026</w:t>
+            <w:t>Дата выпуска:</w:t>
+            <w:br/>
+            <w:t>27.08.2026</w:t>
           </w:r>
         </w:p>
       </w:tc>
@@ -2462,6 +2389,16 @@
     <w:r>
       <w:cr/>
     </w:r>
+  </w:p>
+</w:hdr>
+</file>
+
+<file path=word/header3.xml><?xml version="1.0" encoding="utf-8"?>
+<w:hdr xmlns:m="http://schemas.openxmlformats.org/officeDocument/2006/math" xmlns:mc="http://schemas.openxmlformats.org/markup-compatibility/2006" xmlns:mo="http://schemas.microsoft.com/office/mac/office/2008/main" xmlns:mv="urn:schemas-microsoft-com:mac:vml" xmlns:o="urn:schemas-microsoft-com:office:office" xmlns:r="http://schemas.openxmlformats.org/officeDocument/2006/relationships" xmlns:v="urn:schemas-microsoft-com:vml" xmlns:w10="urn:schemas-microsoft-com:office:word" xmlns:w14="http://schemas.microsoft.com/office/word/2010/wordml" xmlns:w="http://schemas.openxmlformats.org/wordprocessingml/2006/main" xmlns:wne="http://schemas.microsoft.com/office/word/2006/wordml" xmlns:wp14="http://schemas.microsoft.com/office/word/2010/wordprocessingDrawing" xmlns:wp="http://schemas.openxmlformats.org/drawingml/2006/wordprocessingDrawing" xmlns:wpc="http://schemas.microsoft.com/office/word/2010/wordprocessingCanvas" xmlns:wpg="http://schemas.microsoft.com/office/word/2010/wordprocessingGroup" xmlns:wpi="http://schemas.microsoft.com/office/word/2010/wordprocessingInk" xmlns:wps="http://schemas.microsoft.com/office/word/2010/wordprocessingShape" mc:Ignorable="w14 wp14">
+  <w:p>
+    <w:pPr>
+      <w:pStyle w:val="Header"/>
+    </w:pPr>
   </w:p>
 </w:hdr>
 </file>
